--- a/Results/Supplementary/Ek_eksik_veri.docx
+++ b/Results/Supplementary/Ek_eksik_veri.docx
@@ -1101,7 +1101,7 @@
                 <w:szCs w:val="18"/>
                 <w:color w:val="000000"/>
               </w:rPr>
-              <w:t xml:space="preserve">Food insecurity (HE090)</w:t>
+              <w:t xml:space="preserve">Meal-affordability deprivation (HE090)</w:t>
             </w:r>
           </w:p>
         </w:tc>
